--- a/arbeitsblaetter/A1_Text_formatieren.docx
+++ b/arbeitsblaetter/A1_Text_formatieren.docx
@@ -206,7 +206,7 @@
           </w:p>
           <w:p>
             <w:pPr>
-              <w:spacing w:before="0" w:after="14" w:line="240" w:lineRule="auto"/>
+              <w:spacing w:before="0" w:after="9" w:line="240" w:lineRule="auto"/>
             </w:pPr>
             <w:r>
               <w:rPr>
@@ -220,65 +220,42 @@
             </w:r>
           </w:p>
           <w:p>
+            <w:pPr>
+              <w:spacing w:before="0" w:after="10"/>
+            </w:pPr>
             <w:r>
-              <w:rPr>
-                <w:rFonts w:ascii="Arial" w:hAnsi="Arial" w:eastAsia="Arial"/>
-                <w:b/>
-                <w:i w:val="0"/>
-                <w:color w:val="667684"/>
-                <w:sz w:val="18"/>
-              </w:rPr>
-              <w:t xml:space="preserve">So sieht es aus:  </w:t>
-            </w:r>
-            <w:r>
-              <w:rPr>
-                <w:rFonts w:ascii="Arial" w:hAnsi="Arial" w:eastAsia="Arial"/>
-                <w:b/>
-                <w:i w:val="0"/>
-                <w:color w:val="17324D"/>
-                <w:sz w:val="18"/>
-              </w:rPr>
-              <w:t>Fett</w:t>
-            </w:r>
-            <w:r>
-              <w:rPr>
-                <w:rFonts w:ascii="Arial" w:hAnsi="Arial" w:eastAsia="Arial"/>
-                <w:b w:val="0"/>
-                <w:i w:val="0"/>
-                <w:color w:val="667684"/>
-                <w:sz w:val="18"/>
-              </w:rPr>
-              <w:t xml:space="preserve">   ·   </w:t>
-            </w:r>
-            <w:r>
-              <w:rPr>
-                <w:rFonts w:ascii="Arial" w:hAnsi="Arial" w:eastAsia="Arial"/>
-                <w:b w:val="0"/>
-                <w:i/>
-                <w:color w:val="17324D"/>
-                <w:sz w:val="18"/>
-              </w:rPr>
-              <w:t>Kursiv</w:t>
-            </w:r>
-            <w:r>
-              <w:rPr>
-                <w:rFonts w:ascii="Arial" w:hAnsi="Arial" w:eastAsia="Arial"/>
-                <w:b w:val="0"/>
-                <w:i w:val="0"/>
-                <w:color w:val="667684"/>
-                <w:sz w:val="18"/>
-              </w:rPr>
-              <w:t xml:space="preserve">   ·   </w:t>
-            </w:r>
-            <w:r>
-              <w:rPr>
-                <w:rFonts w:ascii="Arial" w:hAnsi="Arial" w:eastAsia="Arial"/>
-                <w:b/>
-                <w:i w:val="0"/>
-                <w:color w:val="237B78"/>
-                <w:sz w:val="18"/>
-              </w:rPr>
-              <w:t>Blau</w:t>
+              <w:drawing>
+                <wp:inline xmlns:a="http://schemas.openxmlformats.org/drawingml/2006/main" xmlns:pic="http://schemas.openxmlformats.org/drawingml/2006/picture">
+                  <wp:extent cx="4086000" cy="898920"/>
+                  <wp:docPr id="1" name="Picture 1"/>
+                  <wp:cNvGraphicFramePr>
+                    <a:graphicFrameLocks noChangeAspect="1"/>
+                  </wp:cNvGraphicFramePr>
+                  <a:graphic>
+                    <a:graphicData uri="http://schemas.openxmlformats.org/drawingml/2006/picture">
+                      <pic:pic>
+                        <pic:nvPicPr>
+                          <pic:cNvPr id="0" name="a1_start_werkzeuge.png"/>
+                          <pic:cNvPicPr/>
+                        </pic:nvPicPr>
+                        <pic:blipFill>
+                          <a:blip r:embed="rId11"/>
+                          <a:stretch>
+                            <a:fillRect/>
+                          </a:stretch>
+                        </pic:blipFill>
+                        <pic:spPr>
+                          <a:xfrm>
+                            <a:off x="0" y="0"/>
+                            <a:ext cx="4086000" cy="898920"/>
+                          </a:xfrm>
+                          <a:prstGeom prst="rect"/>
+                        </pic:spPr>
+                      </pic:pic>
+                    </a:graphicData>
+                  </a:graphic>
+                </wp:inline>
+              </w:drawing>
             </w:r>
           </w:p>
           <w:p>
@@ -765,7 +742,7 @@
                 <w:color w:val="172A3A"/>
                 <w:sz w:val="18"/>
               </w:rPr>
-              <w:t>Sieht dein Titel deutlich anders aus als der Fliesstext? Sind «Walensee» und «Churfirsten» fett?</w:t>
+              <w:t>Ist der Titel deutlich anders als der Fliesstext? Sind «Walensee» und «Churfirsten» fett? Ist «Sommer» blau? Ist der letzte Satz kursiv?</w:t>
             </w:r>
           </w:p>
         </w:tc>
